--- a/01-嵌入式操作系统及应用/01-教案/嵌入式操作系统及应用-26.docx
+++ b/01-嵌入式操作系统及应用/01-教案/嵌入式操作系统及应用-26.docx
@@ -235,6 +235,21 @@
                 <w:lang w:val="en-US" w:eastAsia="zh-CN"/>
               </w:rPr>
             </w:pPr>
+            <w:r>
+              <w:rPr>
+                <w:rFonts w:ascii="Segoe UI" w:hAnsi="Segoe UI" w:eastAsia="Segoe UI" w:cs="Segoe UI"/>
+                <w:i w:val="0"/>
+                <w:iCs w:val="0"/>
+                <w:caps w:val="0"/>
+                <w:spacing w:val="0"/>
+                <w:sz w:val="16"/>
+                <w:szCs w:val="16"/>
+                <w:shd w:val="clear" w:fill="FBFBFB"/>
+              </w:rPr>
+              <w:t>2025-12-26</w:t>
+            </w:r>
+            <w:bookmarkStart w:id="0" w:name="_GoBack"/>
+            <w:bookmarkEnd w:id="0"/>
           </w:p>
         </w:tc>
       </w:tr>
@@ -318,33 +333,6 @@
               </w:rPr>
               <w:t>物联网2411</w:t>
             </w:r>
-            <w:r>
-              <w:rPr>
-                <w:rFonts w:hint="eastAsia" w:ascii="宋体" w:hAnsi="宋体" w:eastAsia="宋体" w:cs="宋体"/>
-                <w:sz w:val="21"/>
-                <w:szCs w:val="21"/>
-                <w:lang w:val="en-US" w:eastAsia="zh-CN"/>
-              </w:rPr>
-              <w:t>|</w:t>
-            </w:r>
-            <w:r>
-              <w:rPr>
-                <w:rFonts w:hint="eastAsia" w:ascii="宋体" w:hAnsi="宋体" w:eastAsia="宋体" w:cs="宋体"/>
-                <w:sz w:val="21"/>
-                <w:szCs w:val="21"/>
-                <w:lang w:eastAsia="zh-CN"/>
-              </w:rPr>
-              <w:t>物联网241</w:t>
-            </w:r>
-            <w:r>
-              <w:rPr>
-                <w:rFonts w:hint="eastAsia" w:ascii="宋体" w:hAnsi="宋体" w:eastAsia="宋体" w:cs="宋体"/>
-                <w:sz w:val="21"/>
-                <w:szCs w:val="21"/>
-                <w:lang w:val="en-US" w:eastAsia="zh-CN"/>
-              </w:rPr>
-              <w:t>2</w:t>
-            </w:r>
           </w:p>
         </w:tc>
         <w:tc>
@@ -691,7 +679,6 @@
                 <w:spacing w:val="0"/>
                 <w:sz w:val="17"/>
                 <w:szCs w:val="17"/>
-                <w:bdr w:val="none" w:color="auto" w:sz="0" w:space="0"/>
                 <w:shd w:val="clear" w:fill="F0F0F0"/>
               </w:rPr>
               <w:t>device_info_init()</w:t>
@@ -721,7 +708,6 @@
                 <w:spacing w:val="0"/>
                 <w:sz w:val="17"/>
                 <w:szCs w:val="17"/>
-                <w:bdr w:val="none" w:color="auto" w:sz="0" w:space="0"/>
                 <w:shd w:val="clear" w:fill="F0F0F0"/>
               </w:rPr>
               <w:t>oc_mqtt_init()</w:t>
@@ -751,7 +737,6 @@
                 <w:spacing w:val="0"/>
                 <w:sz w:val="17"/>
                 <w:szCs w:val="17"/>
-                <w:bdr w:val="none" w:color="auto" w:sz="0" w:space="0"/>
                 <w:shd w:val="clear" w:fill="F0F0F0"/>
               </w:rPr>
               <w:t>oc_mqtt_profile_propertyreport()</w:t>
@@ -930,7 +915,6 @@
                 <w:spacing w:val="0"/>
                 <w:sz w:val="17"/>
                 <w:szCs w:val="17"/>
-                <w:bdr w:val="none" w:color="auto" w:sz="0" w:space="0"/>
                 <w:shd w:val="clear" w:fill="F0F0F0"/>
               </w:rPr>
               <w:t>LOS_QueueCreate()</w:t>
@@ -960,7 +944,6 @@
                 <w:spacing w:val="0"/>
                 <w:sz w:val="17"/>
                 <w:szCs w:val="17"/>
-                <w:bdr w:val="none" w:color="auto" w:sz="0" w:space="0"/>
                 <w:shd w:val="clear" w:fill="F0F0F0"/>
               </w:rPr>
               <w:t>LOS_QueueRead()</w:t>
@@ -1177,7 +1160,6 @@
                 <w:spacing w:val="0"/>
                 <w:sz w:val="17"/>
                 <w:szCs w:val="17"/>
-                <w:bdr w:val="none" w:color="auto" w:sz="0" w:space="0"/>
                 <w:shd w:val="clear" w:fill="F0F0F0"/>
               </w:rPr>
               <w:t>device_info_init()</w:t>
@@ -1207,7 +1189,6 @@
                 <w:spacing w:val="0"/>
                 <w:sz w:val="17"/>
                 <w:szCs w:val="17"/>
-                <w:bdr w:val="none" w:color="auto" w:sz="0" w:space="0"/>
                 <w:shd w:val="clear" w:fill="F0F0F0"/>
               </w:rPr>
               <w:t>oc_mqtt_profile_propertyreport()</w:t>
@@ -1321,7 +1302,6 @@
                 <w:spacing w:val="0"/>
                 <w:sz w:val="17"/>
                 <w:szCs w:val="17"/>
-                <w:bdr w:val="none" w:color="auto" w:sz="0" w:space="0"/>
                 <w:shd w:val="clear" w:fill="F0F0F0"/>
               </w:rPr>
               <w:t>e53_sc_thread</w:t>
@@ -1351,7 +1331,6 @@
                 <w:spacing w:val="0"/>
                 <w:sz w:val="17"/>
                 <w:szCs w:val="17"/>
-                <w:bdr w:val="none" w:color="auto" w:sz="0" w:space="0"/>
                 <w:shd w:val="clear" w:fill="F0F0F0"/>
               </w:rPr>
               <w:t>iot_cloud_sc_thread</w:t>
@@ -2060,6 +2039,12 @@
             <w:insideH w:val="single" w:color="000000" w:themeColor="text1" w:sz="8" w:space="0"/>
             <w:insideV w:val="single" w:color="000000" w:themeColor="text1" w:sz="8" w:space="0"/>
           </w:tblBorders>
+          <w:tblCellMar>
+            <w:top w:w="0" w:type="dxa"/>
+            <w:left w:w="0" w:type="dxa"/>
+            <w:bottom w:w="0" w:type="dxa"/>
+            <w:right w:w="0" w:type="dxa"/>
+          </w:tblCellMar>
         </w:tblPrEx>
         <w:trPr>
           <w:trHeight w:val="1304" w:hRule="atLeast"/>
@@ -2506,7 +2491,6 @@
                 <w:spacing w:val="0"/>
                 <w:sz w:val="17"/>
                 <w:szCs w:val="17"/>
-                <w:bdr w:val="none" w:color="auto" w:sz="0" w:space="0"/>
                 <w:shd w:val="clear" w:fill="F0F0F0"/>
               </w:rPr>
               <w:t>e53_sc_thread</w:t>
@@ -2536,7 +2520,6 @@
                 <w:spacing w:val="0"/>
                 <w:sz w:val="17"/>
                 <w:szCs w:val="17"/>
-                <w:bdr w:val="none" w:color="auto" w:sz="0" w:space="0"/>
                 <w:shd w:val="clear" w:fill="F0F0F0"/>
               </w:rPr>
               <w:t>iot_cloud_sc_thread</w:t>
@@ -3775,7 +3758,6 @@
                 <w:spacing w:val="0"/>
                 <w:sz w:val="17"/>
                 <w:szCs w:val="17"/>
-                <w:bdr w:val="none" w:color="auto" w:sz="0" w:space="0"/>
                 <w:shd w:val="clear" w:fill="F0F0F0"/>
               </w:rPr>
               <w:t>device_info_init(CLIENT_ID, USERNAME, PASSWORD)</w:t>
@@ -3833,7 +3815,6 @@
                 <w:spacing w:val="0"/>
                 <w:sz w:val="17"/>
                 <w:szCs w:val="17"/>
-                <w:bdr w:val="none" w:color="auto" w:sz="0" w:space="0"/>
                 <w:shd w:val="clear" w:fill="F0F0F0"/>
               </w:rPr>
               <w:t>oc_mqtt_init()</w:t>
@@ -3891,7 +3872,6 @@
                 <w:spacing w:val="0"/>
                 <w:sz w:val="17"/>
                 <w:szCs w:val="17"/>
-                <w:bdr w:val="none" w:color="auto" w:sz="0" w:space="0"/>
                 <w:shd w:val="clear" w:fill="F0F0F0"/>
               </w:rPr>
               <w:t>oc_mqtt_profile_propertyreport(...)</w:t>
@@ -3921,7 +3901,6 @@
                 <w:spacing w:val="0"/>
                 <w:sz w:val="17"/>
                 <w:szCs w:val="17"/>
-                <w:bdr w:val="none" w:color="auto" w:sz="0" w:space="0"/>
                 <w:shd w:val="clear" w:fill="F0F0F0"/>
               </w:rPr>
               <w:t>payload</w:t>
@@ -3979,7 +3958,6 @@
                 <w:spacing w:val="0"/>
                 <w:sz w:val="17"/>
                 <w:szCs w:val="17"/>
-                <w:bdr w:val="none" w:color="auto" w:sz="0" w:space="0"/>
                 <w:shd w:val="clear" w:fill="F0F0F0"/>
               </w:rPr>
               <w:t>DELTA</w:t>
@@ -4009,7 +3987,6 @@
                 <w:spacing w:val="0"/>
                 <w:sz w:val="17"/>
                 <w:szCs w:val="17"/>
-                <w:bdr w:val="none" w:color="auto" w:sz="0" w:space="0"/>
                 <w:shd w:val="clear" w:fill="F0F0F0"/>
               </w:rPr>
               <w:t>tilt_status=1</w:t>
@@ -4067,7 +4044,6 @@
                 <w:spacing w:val="0"/>
                 <w:sz w:val="17"/>
                 <w:szCs w:val="17"/>
-                <w:bdr w:val="none" w:color="auto" w:sz="0" w:space="0"/>
                 <w:shd w:val="clear" w:fill="F0F0F0"/>
               </w:rPr>
               <w:t>oc_mqtt_init()</w:t>
@@ -4471,7 +4447,6 @@
                 <w:spacing w:val="0"/>
                 <w:sz w:val="17"/>
                 <w:szCs w:val="17"/>
-                <w:bdr w:val="none" w:color="auto" w:sz="0" w:space="0"/>
                 <w:shd w:val="clear" w:fill="F0F0F0"/>
               </w:rPr>
               <w:t>hwaddr</w:t>
@@ -4501,7 +4476,6 @@
                 <w:spacing w:val="0"/>
                 <w:sz w:val="17"/>
                 <w:szCs w:val="17"/>
-                <w:bdr w:val="none" w:color="auto" w:sz="0" w:space="0"/>
                 <w:shd w:val="clear" w:fill="F0F0F0"/>
               </w:rPr>
               <w:t>ROUTE_SSID</w:t>
@@ -4531,7 +4505,6 @@
                 <w:spacing w:val="0"/>
                 <w:sz w:val="17"/>
                 <w:szCs w:val="17"/>
-                <w:bdr w:val="none" w:color="auto" w:sz="0" w:space="0"/>
                 <w:shd w:val="clear" w:fill="F0F0F0"/>
               </w:rPr>
               <w:t>ROUTE_PASSWORD</w:t>
@@ -4925,7 +4898,6 @@
                 <w:spacing w:val="0"/>
                 <w:sz w:val="17"/>
                 <w:szCs w:val="17"/>
-                <w:bdr w:val="none" w:color="auto" w:sz="0" w:space="0"/>
                 <w:shd w:val="clear" w:fill="F0F0F0"/>
               </w:rPr>
               <w:t>iot_cloud_sc_example</w:t>
@@ -4955,7 +4927,6 @@
                 <w:spacing w:val="0"/>
                 <w:sz w:val="17"/>
                 <w:szCs w:val="17"/>
-                <w:bdr w:val="none" w:color="auto" w:sz="0" w:space="0"/>
                 <w:shd w:val="clear" w:fill="F0F0F0"/>
               </w:rPr>
               <w:t>e53_sc_thread</w:t>
@@ -4985,7 +4956,6 @@
                 <w:spacing w:val="0"/>
                 <w:sz w:val="17"/>
                 <w:szCs w:val="17"/>
-                <w:bdr w:val="none" w:color="auto" w:sz="0" w:space="0"/>
                 <w:shd w:val="clear" w:fill="F0F0F0"/>
               </w:rPr>
               <w:t>iot_cloud_sc_thread</w:t>
@@ -5043,7 +5013,6 @@
                 <w:spacing w:val="0"/>
                 <w:sz w:val="17"/>
                 <w:szCs w:val="17"/>
-                <w:bdr w:val="none" w:color="auto" w:sz="0" w:space="0"/>
                 <w:shd w:val="clear" w:fill="F0F0F0"/>
               </w:rPr>
               <w:t>sc_deal_report_msg()</w:t>
@@ -5073,7 +5042,6 @@
                 <w:spacing w:val="0"/>
                 <w:sz w:val="17"/>
                 <w:szCs w:val="17"/>
-                <w:bdr w:val="none" w:color="auto" w:sz="0" w:space="0"/>
                 <w:shd w:val="clear" w:fill="F0F0F0"/>
               </w:rPr>
               <w:t>tilt_status</w:t>
@@ -5103,7 +5071,6 @@
                 <w:spacing w:val="0"/>
                 <w:sz w:val="17"/>
                 <w:szCs w:val="17"/>
-                <w:bdr w:val="none" w:color="auto" w:sz="0" w:space="0"/>
                 <w:shd w:val="clear" w:fill="F0F0F0"/>
               </w:rPr>
               <w:t>oc_mqtt_profile_propertyreport()</w:t>
@@ -5161,7 +5128,6 @@
                 <w:spacing w:val="0"/>
                 <w:sz w:val="17"/>
                 <w:szCs w:val="17"/>
-                <w:bdr w:val="none" w:color="auto" w:sz="0" w:space="0"/>
                 <w:shd w:val="clear" w:fill="F0F0F0"/>
               </w:rPr>
               <w:t>e53_sc_thread</w:t>
@@ -5191,7 +5157,6 @@
                 <w:spacing w:val="0"/>
                 <w:sz w:val="17"/>
                 <w:szCs w:val="17"/>
-                <w:bdr w:val="none" w:color="auto" w:sz="0" w:space="0"/>
                 <w:shd w:val="clear" w:fill="F0F0F0"/>
               </w:rPr>
               <w:t>iot_cloud_sc_thread</w:t>
@@ -6835,8 +6800,6 @@
               </w:rPr>
               <w:t>提供全面复习资源，帮助学生查缺补漏，通过档案汇总实现个性化辅导铺垫。</w:t>
             </w:r>
-            <w:bookmarkStart w:id="0" w:name="_GoBack"/>
-            <w:bookmarkEnd w:id="0"/>
           </w:p>
         </w:tc>
       </w:tr>
@@ -6977,7 +6940,7 @@
     <w:lsdException w:uiPriority="99" w:name="HTML Acronym"/>
     <w:lsdException w:uiPriority="99" w:name="HTML Address"/>
     <w:lsdException w:uiPriority="99" w:name="HTML Cite"/>
-    <w:lsdException w:uiPriority="99" w:name="HTML Code"/>
+    <w:lsdException w:qFormat="1" w:uiPriority="99" w:name="HTML Code"/>
     <w:lsdException w:uiPriority="99" w:name="HTML Definition"/>
     <w:lsdException w:uiPriority="99" w:name="HTML Keyboard"/>
     <w:lsdException w:uiPriority="99" w:name="HTML Preformatted"/>
@@ -7303,6 +7266,7 @@
     <w:basedOn w:val="9"/>
     <w:semiHidden/>
     <w:unhideWhenUsed/>
+    <w:qFormat/>
     <w:uiPriority w:val="99"/>
     <w:rPr>
       <w:rFonts w:ascii="Courier New" w:hAnsi="Courier New"/>

--- a/01-嵌入式操作系统及应用/01-教案/嵌入式操作系统及应用-26.docx
+++ b/01-嵌入式操作系统及应用/01-教案/嵌入式操作系统及应用-26.docx
@@ -237,16 +237,17 @@
             </w:pPr>
             <w:r>
               <w:rPr>
-                <w:rFonts w:ascii="Segoe UI" w:hAnsi="Segoe UI" w:eastAsia="Segoe UI" w:cs="Segoe UI"/>
-                <w:i w:val="0"/>
-                <w:iCs w:val="0"/>
-                <w:caps w:val="0"/>
-                <w:spacing w:val="0"/>
-                <w:sz w:val="16"/>
-                <w:szCs w:val="16"/>
-                <w:shd w:val="clear" w:fill="FBFBFB"/>
-              </w:rPr>
-              <w:t>2025-12-26</w:t>
+                <w:rFonts w:ascii="Noto Sans SC" w:hAnsi="Noto Sans SC" w:eastAsia="Noto Sans SC" w:cs="Noto Sans SC"/>
+                <w:i w:val="0"/>
+                <w:iCs w:val="0"/>
+                <w:caps w:val="0"/>
+                <w:color w:val="000000"/>
+                <w:spacing w:val="0"/>
+                <w:sz w:val="14"/>
+                <w:szCs w:val="14"/>
+                <w:shd w:val="clear" w:fill="FFFFFF"/>
+              </w:rPr>
+              <w:t>2025-12-25</w:t>
             </w:r>
             <w:bookmarkStart w:id="0" w:name="_GoBack"/>
             <w:bookmarkEnd w:id="0"/>
@@ -331,7 +332,16 @@
                 <w:szCs w:val="21"/>
                 <w:lang w:eastAsia="zh-CN"/>
               </w:rPr>
-              <w:t>物联网2411</w:t>
+              <w:t>物联网241</w:t>
+            </w:r>
+            <w:r>
+              <w:rPr>
+                <w:rFonts w:hint="eastAsia" w:ascii="宋体" w:hAnsi="宋体" w:eastAsia="宋体" w:cs="宋体"/>
+                <w:sz w:val="21"/>
+                <w:szCs w:val="21"/>
+                <w:lang w:val="en-US" w:eastAsia="zh-CN"/>
+              </w:rPr>
+              <w:t>2</w:t>
             </w:r>
           </w:p>
         </w:tc>
